--- a/docs/Earn-to-Fire-info-pack.docx
+++ b/docs/Earn-to-Fire-info-pack.docx
@@ -643,7 +643,7 @@
         <w:t xml:space="preserve">ALL STOP: </w:t>
       </w:r>
       <w:r>
-        <w:t>disarms, stops the clock and switches every spinner off, at any time.</w:t>
+        <w:t>disarms, stops the clock, pauses the questions and switches every spinner off, at any time.</w:t>
       </w:r>
     </w:p>
     <w:p>
